--- a/manuel-math-t5/Manuel_Mathematiques_T5_UNITE2.docx
+++ b/manuel-math-t5/Manuel_Mathematiques_T5_UNITE2.docx
@@ -806,25 +806,6 @@
     </w:p>
     <w:p>
       <w:pPr>
-        <w:spacing w:after="80" w:before="120"/>
-        <w:jc w:val="center"/>
-      </w:pPr>
-      <w:r>
-        <w:rPr>
-          <w:rFonts w:ascii="Times New Roman" w:cs="Times New Roman" w:eastAsia="Times New Roman" w:hAnsi="Times New Roman"/>
-          <w:b/>
-          <w:bCs/>
-          <w:i w:val="false"/>
-          <w:iCs w:val="false"/>
-          <w:color w:val="E7E6E6"/>
-          <w:sz w:val="22"/>
-          <w:szCs w:val="22"/>
-        </w:rPr>
-        <w:t xml:space="preserve">MATHÉMATIQUES — T5</w:t>
-      </w:r>
-    </w:p>
-    <w:p>
-      <w:pPr>
         <w:spacing w:after="150" w:before="200"/>
         <w:jc w:val="center"/>
       </w:pPr>
@@ -964,7 +945,20 @@
           <w:szCs w:val="24"/>
           <w:u w:val="single"/>
         </w:rPr>
-        <w:t xml:space="preserve">« Le car transporte 38 passagers ; 12 descendent à Antsirabe. » Retrait : 38 − 12 = 26 passagers.</w:t>
+        <w:t xml:space="preserve">Exemple :</w:t>
+      </w:r>
+      <w:r>
+        <w:rPr>
+          <w:rFonts w:ascii="Times New Roman" w:cs="Times New Roman" w:eastAsia="Times New Roman" w:hAnsi="Times New Roman"/>
+          <w:b w:val="false"/>
+          <w:bCs w:val="false"/>
+          <w:i w:val="false"/>
+          <w:iCs w:val="false"/>
+          <w:color w:val="000000"/>
+          <w:sz w:val="24"/>
+          <w:szCs w:val="24"/>
+        </w:rPr>
+        <w:t xml:space="preserve"> « Le car transporte 38 passagers ; 12 descendent à Antsirabe. » Retrait : 38 − 12 = 26 passagers.</w:t>
       </w:r>
     </w:p>
     <w:p>
@@ -1428,25 +1422,6 @@
     <w:p>
       <w:r>
         <w:br w:type="page"/>
-      </w:r>
-    </w:p>
-    <w:p>
-      <w:pPr>
-        <w:spacing w:after="80" w:before="120"/>
-        <w:jc w:val="center"/>
-      </w:pPr>
-      <w:r>
-        <w:rPr>
-          <w:rFonts w:ascii="Times New Roman" w:cs="Times New Roman" w:eastAsia="Times New Roman" w:hAnsi="Times New Roman"/>
-          <w:b/>
-          <w:bCs/>
-          <w:i w:val="false"/>
-          <w:iCs w:val="false"/>
-          <w:color w:val="E7E6E6"/>
-          <w:sz w:val="22"/>
-          <w:szCs w:val="22"/>
-        </w:rPr>
-        <w:t xml:space="preserve">MATHÉMATIQUES — T5</w:t>
       </w:r>
     </w:p>
     <w:p>
@@ -1590,7 +1565,20 @@
           <w:szCs w:val="24"/>
           <w:u w:val="single"/>
         </w:rPr>
-        <w:t xml:space="preserve">348 256 + 175 869 = 524 125 ; contrôle : environ 350 000 + 175 000 = 525 000 ✓.</w:t>
+        <w:t xml:space="preserve">Exemple :</w:t>
+      </w:r>
+      <w:r>
+        <w:rPr>
+          <w:rFonts w:ascii="Times New Roman" w:cs="Times New Roman" w:eastAsia="Times New Roman" w:hAnsi="Times New Roman"/>
+          <w:b w:val="false"/>
+          <w:bCs w:val="false"/>
+          <w:i w:val="false"/>
+          <w:iCs w:val="false"/>
+          <w:color w:val="000000"/>
+          <w:sz w:val="24"/>
+          <w:szCs w:val="24"/>
+        </w:rPr>
+        <w:t xml:space="preserve"> 348 256 + 175 869 = 524 125 ; contrôle : environ 350 000 + 175 000 = 525 000 ✓.</w:t>
       </w:r>
     </w:p>
     <w:p>
@@ -2054,25 +2042,6 @@
     <w:p>
       <w:r>
         <w:br w:type="page"/>
-      </w:r>
-    </w:p>
-    <w:p>
-      <w:pPr>
-        <w:spacing w:after="80" w:before="120"/>
-        <w:jc w:val="center"/>
-      </w:pPr>
-      <w:r>
-        <w:rPr>
-          <w:rFonts w:ascii="Times New Roman" w:cs="Times New Roman" w:eastAsia="Times New Roman" w:hAnsi="Times New Roman"/>
-          <w:b/>
-          <w:bCs/>
-          <w:i w:val="false"/>
-          <w:iCs w:val="false"/>
-          <w:color w:val="E7E6E6"/>
-          <w:sz w:val="22"/>
-          <w:szCs w:val="22"/>
-        </w:rPr>
-        <w:t xml:space="preserve">MATHÉMATIQUES — T5</w:t>
       </w:r>
     </w:p>
     <w:p>
@@ -2216,7 +2185,20 @@
           <w:szCs w:val="24"/>
           <w:u w:val="single"/>
         </w:rPr>
-        <w:t xml:space="preserve">500 000 − 136 500 = 363 500 ; preuve : 363 500 + 136 500 = 500 000 ✓.</w:t>
+        <w:t xml:space="preserve">Exemple :</w:t>
+      </w:r>
+      <w:r>
+        <w:rPr>
+          <w:rFonts w:ascii="Times New Roman" w:cs="Times New Roman" w:eastAsia="Times New Roman" w:hAnsi="Times New Roman"/>
+          <w:b w:val="false"/>
+          <w:bCs w:val="false"/>
+          <w:i w:val="false"/>
+          <w:iCs w:val="false"/>
+          <w:color w:val="000000"/>
+          <w:sz w:val="24"/>
+          <w:szCs w:val="24"/>
+        </w:rPr>
+        <w:t xml:space="preserve"> 500 000 − 136 500 = 363 500 ; preuve : 363 500 + 136 500 = 500 000 ✓.</w:t>
       </w:r>
     </w:p>
     <w:p>
@@ -2680,25 +2662,6 @@
     <w:p>
       <w:r>
         <w:br w:type="page"/>
-      </w:r>
-    </w:p>
-    <w:p>
-      <w:pPr>
-        <w:spacing w:after="80" w:before="120"/>
-        <w:jc w:val="center"/>
-      </w:pPr>
-      <w:r>
-        <w:rPr>
-          <w:rFonts w:ascii="Times New Roman" w:cs="Times New Roman" w:eastAsia="Times New Roman" w:hAnsi="Times New Roman"/>
-          <w:b/>
-          <w:bCs/>
-          <w:i w:val="false"/>
-          <w:iCs w:val="false"/>
-          <w:color w:val="E7E6E6"/>
-          <w:sz w:val="22"/>
-          <w:szCs w:val="22"/>
-        </w:rPr>
-        <w:t xml:space="preserve">MATHÉMATIQUES — T5</w:t>
       </w:r>
     </w:p>
     <w:p>
@@ -2842,7 +2805,20 @@
           <w:szCs w:val="24"/>
           <w:u w:val="single"/>
         </w:rPr>
-        <w:t xml:space="preserve">1 258 + 3 747 = 5 005 ; estimation 1 300 + 3 700 = 5 000 ✓ ; preuve 5 005 − 3 747 = 1 258 ✓.</w:t>
+        <w:t xml:space="preserve">Exemple :</w:t>
+      </w:r>
+      <w:r>
+        <w:rPr>
+          <w:rFonts w:ascii="Times New Roman" w:cs="Times New Roman" w:eastAsia="Times New Roman" w:hAnsi="Times New Roman"/>
+          <w:b w:val="false"/>
+          <w:bCs w:val="false"/>
+          <w:i w:val="false"/>
+          <w:iCs w:val="false"/>
+          <w:color w:val="000000"/>
+          <w:sz w:val="24"/>
+          <w:szCs w:val="24"/>
+        </w:rPr>
+        <w:t xml:space="preserve"> 1 258 + 3 747 = 5 005 ; estimation 1 300 + 3 700 = 5 000 ✓ ; preuve 5 005 − 3 747 = 1 258 ✓.</w:t>
       </w:r>
     </w:p>
     <w:p>
@@ -3326,25 +3302,6 @@
     <w:p>
       <w:r>
         <w:br w:type="page"/>
-      </w:r>
-    </w:p>
-    <w:p>
-      <w:pPr>
-        <w:spacing w:after="80" w:before="120"/>
-        <w:jc w:val="center"/>
-      </w:pPr>
-      <w:r>
-        <w:rPr>
-          <w:rFonts w:ascii="Times New Roman" w:cs="Times New Roman" w:eastAsia="Times New Roman" w:hAnsi="Times New Roman"/>
-          <w:b/>
-          <w:bCs/>
-          <w:i w:val="false"/>
-          <w:iCs w:val="false"/>
-          <w:color w:val="E7E6E6"/>
-          <w:sz w:val="22"/>
-          <w:szCs w:val="22"/>
-        </w:rPr>
-        <w:t xml:space="preserve">MATHÉMATIQUES — T5</w:t>
       </w:r>
     </w:p>
     <w:p>
@@ -3488,7 +3445,20 @@
           <w:szCs w:val="24"/>
           <w:u w:val="single"/>
         </w:rPr>
-        <w:t xml:space="preserve">324 × 46 : 324 × 6 = 1 944 ; 324 × 4 (dizaines) = 12 960 ; total 14 904 arbres.</w:t>
+        <w:t xml:space="preserve">Exemple :</w:t>
+      </w:r>
+      <w:r>
+        <w:rPr>
+          <w:rFonts w:ascii="Times New Roman" w:cs="Times New Roman" w:eastAsia="Times New Roman" w:hAnsi="Times New Roman"/>
+          <w:b w:val="false"/>
+          <w:bCs w:val="false"/>
+          <w:i w:val="false"/>
+          <w:iCs w:val="false"/>
+          <w:color w:val="000000"/>
+          <w:sz w:val="24"/>
+          <w:szCs w:val="24"/>
+        </w:rPr>
+        <w:t xml:space="preserve"> 324 × 46 : 324 × 6 = 1 944 ; 324 × 4 (dizaines) = 12 960 ; total 14 904 arbres.</w:t>
       </w:r>
     </w:p>
     <w:p>
@@ -3952,25 +3922,6 @@
     <w:p>
       <w:r>
         <w:br w:type="page"/>
-      </w:r>
-    </w:p>
-    <w:p>
-      <w:pPr>
-        <w:spacing w:after="80" w:before="120"/>
-        <w:jc w:val="center"/>
-      </w:pPr>
-      <w:r>
-        <w:rPr>
-          <w:rFonts w:ascii="Times New Roman" w:cs="Times New Roman" w:eastAsia="Times New Roman" w:hAnsi="Times New Roman"/>
-          <w:b/>
-          <w:bCs/>
-          <w:i w:val="false"/>
-          <w:iCs w:val="false"/>
-          <w:color w:val="E7E6E6"/>
-          <w:sz w:val="22"/>
-          <w:szCs w:val="22"/>
-        </w:rPr>
-        <w:t xml:space="preserve">MATHÉMATIQUES — T5</w:t>
       </w:r>
     </w:p>
     <w:p>
@@ -4114,7 +4065,20 @@
           <w:szCs w:val="24"/>
           <w:u w:val="single"/>
         </w:rPr>
-        <w:t xml:space="preserve">127 ÷ 5 : quotient 25, reste 2 ; preuve (5 × 25) + 2 = 127 ✓.</w:t>
+        <w:t xml:space="preserve">Exemple :</w:t>
+      </w:r>
+      <w:r>
+        <w:rPr>
+          <w:rFonts w:ascii="Times New Roman" w:cs="Times New Roman" w:eastAsia="Times New Roman" w:hAnsi="Times New Roman"/>
+          <w:b w:val="false"/>
+          <w:bCs w:val="false"/>
+          <w:i w:val="false"/>
+          <w:iCs w:val="false"/>
+          <w:color w:val="000000"/>
+          <w:sz w:val="24"/>
+          <w:szCs w:val="24"/>
+        </w:rPr>
+        <w:t xml:space="preserve"> 127 ÷ 5 : quotient 25, reste 2 ; preuve (5 × 25) + 2 = 127 ✓.</w:t>
       </w:r>
     </w:p>
     <w:p>
@@ -4578,25 +4542,6 @@
     <w:p>
       <w:r>
         <w:br w:type="page"/>
-      </w:r>
-    </w:p>
-    <w:p>
-      <w:pPr>
-        <w:spacing w:after="80" w:before="120"/>
-        <w:jc w:val="center"/>
-      </w:pPr>
-      <w:r>
-        <w:rPr>
-          <w:rFonts w:ascii="Times New Roman" w:cs="Times New Roman" w:eastAsia="Times New Roman" w:hAnsi="Times New Roman"/>
-          <w:b/>
-          <w:bCs/>
-          <w:i w:val="false"/>
-          <w:iCs w:val="false"/>
-          <w:color w:val="E7E6E6"/>
-          <w:sz w:val="22"/>
-          <w:szCs w:val="22"/>
-        </w:rPr>
-        <w:t xml:space="preserve">MATHÉMATIQUES — T5</w:t>
       </w:r>
     </w:p>
     <w:p>
@@ -4740,7 +4685,20 @@
           <w:szCs w:val="24"/>
           <w:u w:val="single"/>
         </w:rPr>
-        <w:t xml:space="preserve">130 passagers, taxis de 15 places : 130 ÷ 15 = 8 reste 10 → il faut 9 taxis pour emmener tout le monde.</w:t>
+        <w:t xml:space="preserve">Exemple :</w:t>
+      </w:r>
+      <w:r>
+        <w:rPr>
+          <w:rFonts w:ascii="Times New Roman" w:cs="Times New Roman" w:eastAsia="Times New Roman" w:hAnsi="Times New Roman"/>
+          <w:b w:val="false"/>
+          <w:bCs w:val="false"/>
+          <w:i w:val="false"/>
+          <w:iCs w:val="false"/>
+          <w:color w:val="000000"/>
+          <w:sz w:val="24"/>
+          <w:szCs w:val="24"/>
+        </w:rPr>
+        <w:t xml:space="preserve"> 130 passagers, taxis de 15 places : 130 ÷ 15 = 8 reste 10 → il faut 9 taxis pour emmener tout le monde.</w:t>
       </w:r>
     </w:p>
     <w:p>
@@ -5204,25 +5162,6 @@
     <w:p>
       <w:r>
         <w:br w:type="page"/>
-      </w:r>
-    </w:p>
-    <w:p>
-      <w:pPr>
-        <w:spacing w:after="80" w:before="120"/>
-        <w:jc w:val="center"/>
-      </w:pPr>
-      <w:r>
-        <w:rPr>
-          <w:rFonts w:ascii="Times New Roman" w:cs="Times New Roman" w:eastAsia="Times New Roman" w:hAnsi="Times New Roman"/>
-          <w:b/>
-          <w:bCs/>
-          <w:i w:val="false"/>
-          <w:iCs w:val="false"/>
-          <w:color w:val="E7E6E6"/>
-          <w:sz w:val="22"/>
-          <w:szCs w:val="22"/>
-        </w:rPr>
-        <w:t xml:space="preserve">MATHÉMATIQUES — T5</w:t>
       </w:r>
     </w:p>
     <w:p>
@@ -5489,20 +5428,6 @@
         <w:spacing w:after="130" w:before="100" w:line="300"/>
         <w:jc w:val="both"/>
       </w:pPr>
-      <m:oMath>
-        <m:f>
-          <m:num>
-            <m:r>
-              <m:t>2</m:t>
-            </m:r>
-          </m:num>
-          <m:den>
-            <m:r>
-              <m:t>3</m:t>
-            </m:r>
-          </m:den>
-        </m:f>
-      </m:oMath>
       <w:r>
         <w:rPr>
           <w:rFonts w:ascii="Times New Roman" w:cs="Times New Roman" w:eastAsia="Times New Roman" w:hAnsi="Times New Roman"/>
@@ -5515,6 +5440,46 @@
           <w:szCs w:val="24"/>
           <w:u w:val="single"/>
         </w:rPr>
+        <w:t xml:space="preserve">Exemple :</w:t>
+      </w:r>
+      <w:r>
+        <w:rPr>
+          <w:rFonts w:ascii="Times New Roman" w:cs="Times New Roman" w:eastAsia="Times New Roman" w:hAnsi="Times New Roman"/>
+          <w:b w:val="false"/>
+          <w:bCs w:val="false"/>
+          <w:i w:val="false"/>
+          <w:iCs w:val="false"/>
+          <w:color w:val="000000"/>
+          <w:sz w:val="24"/>
+          <w:szCs w:val="24"/>
+        </w:rPr>
+        <w:t xml:space="preserve"> </w:t>
+      </w:r>
+      <m:oMath>
+        <m:f>
+          <m:num>
+            <m:r>
+              <m:t>2</m:t>
+            </m:r>
+          </m:num>
+          <m:den>
+            <m:r>
+              <m:t>3</m:t>
+            </m:r>
+          </m:den>
+        </m:f>
+      </m:oMath>
+      <w:r>
+        <w:rPr>
+          <w:rFonts w:ascii="Times New Roman" w:cs="Times New Roman" w:eastAsia="Times New Roman" w:hAnsi="Times New Roman"/>
+          <w:b w:val="false"/>
+          <w:bCs w:val="false"/>
+          <w:i w:val="false"/>
+          <w:iCs w:val="false"/>
+          <w:color w:val="000000"/>
+          <w:sz w:val="24"/>
+          <w:szCs w:val="24"/>
+        </w:rPr>
         <w:t xml:space="preserve">× </w:t>
       </w:r>
       <m:oMath>
@@ -5536,12 +5501,11 @@
           <w:rFonts w:ascii="Times New Roman" w:cs="Times New Roman" w:eastAsia="Times New Roman" w:hAnsi="Times New Roman"/>
           <w:b w:val="false"/>
           <w:bCs w:val="false"/>
-          <w:i/>
-          <w:iCs/>
-          <w:color w:val="000000"/>
-          <w:sz w:val="24"/>
-          <w:szCs w:val="24"/>
-          <w:u w:val="single"/>
+          <w:i w:val="false"/>
+          <w:iCs w:val="false"/>
+          <w:color w:val="000000"/>
+          <w:sz w:val="24"/>
+          <w:szCs w:val="24"/>
         </w:rPr>
         <w:t xml:space="preserve">= </w:t>
       </w:r>
@@ -5564,12 +5528,11 @@
           <w:rFonts w:ascii="Times New Roman" w:cs="Times New Roman" w:eastAsia="Times New Roman" w:hAnsi="Times New Roman"/>
           <w:b w:val="false"/>
           <w:bCs w:val="false"/>
-          <w:i/>
-          <w:iCs/>
-          <w:color w:val="000000"/>
-          <w:sz w:val="24"/>
-          <w:szCs w:val="24"/>
-          <w:u w:val="single"/>
+          <w:i w:val="false"/>
+          <w:iCs w:val="false"/>
+          <w:color w:val="000000"/>
+          <w:sz w:val="24"/>
+          <w:szCs w:val="24"/>
         </w:rPr>
         <w:t xml:space="preserve">= </w:t>
       </w:r>
@@ -5592,12 +5555,11 @@
           <w:rFonts w:ascii="Times New Roman" w:cs="Times New Roman" w:eastAsia="Times New Roman" w:hAnsi="Times New Roman"/>
           <w:b w:val="false"/>
           <w:bCs w:val="false"/>
-          <w:i/>
-          <w:iCs/>
-          <w:color w:val="000000"/>
-          <w:sz w:val="24"/>
-          <w:szCs w:val="24"/>
-          <w:u w:val="single"/>
+          <w:i w:val="false"/>
+          <w:iCs w:val="false"/>
+          <w:color w:val="000000"/>
+          <w:sz w:val="24"/>
+          <w:szCs w:val="24"/>
         </w:rPr>
         <w:t xml:space="preserve">; et 4 × </w:t>
       </w:r>
@@ -5620,12 +5582,11 @@
           <w:rFonts w:ascii="Times New Roman" w:cs="Times New Roman" w:eastAsia="Times New Roman" w:hAnsi="Times New Roman"/>
           <w:b w:val="false"/>
           <w:bCs w:val="false"/>
-          <w:i/>
-          <w:iCs/>
-          <w:color w:val="000000"/>
-          <w:sz w:val="24"/>
-          <w:szCs w:val="24"/>
-          <w:u w:val="single"/>
+          <w:i w:val="false"/>
+          <w:iCs w:val="false"/>
+          <w:color w:val="000000"/>
+          <w:sz w:val="24"/>
+          <w:szCs w:val="24"/>
         </w:rPr>
         <w:t xml:space="preserve">= </w:t>
       </w:r>
@@ -5648,12 +5609,11 @@
           <w:rFonts w:ascii="Times New Roman" w:cs="Times New Roman" w:eastAsia="Times New Roman" w:hAnsi="Times New Roman"/>
           <w:b w:val="false"/>
           <w:bCs w:val="false"/>
-          <w:i/>
-          <w:iCs/>
-          <w:color w:val="000000"/>
-          <w:sz w:val="24"/>
-          <w:szCs w:val="24"/>
-          <w:u w:val="single"/>
+          <w:i w:val="false"/>
+          <w:iCs w:val="false"/>
+          <w:color w:val="000000"/>
+          <w:sz w:val="24"/>
+          <w:szCs w:val="24"/>
         </w:rPr>
         <w:t xml:space="preserve">= </w:t>
       </w:r>
@@ -5676,12 +5636,11 @@
           <w:rFonts w:ascii="Times New Roman" w:cs="Times New Roman" w:eastAsia="Times New Roman" w:hAnsi="Times New Roman"/>
           <w:b w:val="false"/>
           <w:bCs w:val="false"/>
-          <w:i/>
-          <w:iCs/>
-          <w:color w:val="000000"/>
-          <w:sz w:val="24"/>
-          <w:szCs w:val="24"/>
-          <w:u w:val="single"/>
+          <w:i w:val="false"/>
+          <w:iCs w:val="false"/>
+          <w:color w:val="000000"/>
+          <w:sz w:val="24"/>
+          <w:szCs w:val="24"/>
         </w:rPr>
         <w:t xml:space="preserve">.</w:t>
       </w:r>
@@ -8037,25 +7996,6 @@
     <w:p>
       <w:r>
         <w:br w:type="page"/>
-      </w:r>
-    </w:p>
-    <w:p>
-      <w:pPr>
-        <w:spacing w:after="80" w:before="120"/>
-        <w:jc w:val="center"/>
-      </w:pPr>
-      <w:r>
-        <w:rPr>
-          <w:rFonts w:ascii="Times New Roman" w:cs="Times New Roman" w:eastAsia="Times New Roman" w:hAnsi="Times New Roman"/>
-          <w:b/>
-          <w:bCs/>
-          <w:i w:val="false"/>
-          <w:iCs w:val="false"/>
-          <w:color w:val="E7E6E6"/>
-          <w:sz w:val="22"/>
-          <w:szCs w:val="22"/>
-        </w:rPr>
-        <w:t xml:space="preserve">MATHÉMATIQUES — T5</w:t>
       </w:r>
     </w:p>
     <w:p>
@@ -8349,20 +8289,6 @@
         <w:spacing w:after="130" w:before="100" w:line="300"/>
         <w:jc w:val="both"/>
       </w:pPr>
-      <m:oMath>
-        <m:f>
-          <m:num>
-            <m:r>
-              <m:t>3</m:t>
-            </m:r>
-          </m:num>
-          <m:den>
-            <m:r>
-              <m:t>4</m:t>
-            </m:r>
-          </m:den>
-        </m:f>
-      </m:oMath>
       <w:r>
         <w:rPr>
           <w:rFonts w:ascii="Times New Roman" w:cs="Times New Roman" w:eastAsia="Times New Roman" w:hAnsi="Times New Roman"/>
@@ -8375,6 +8301,46 @@
           <w:szCs w:val="24"/>
           <w:u w:val="single"/>
         </w:rPr>
+        <w:t xml:space="preserve">Exemple :</w:t>
+      </w:r>
+      <w:r>
+        <w:rPr>
+          <w:rFonts w:ascii="Times New Roman" w:cs="Times New Roman" w:eastAsia="Times New Roman" w:hAnsi="Times New Roman"/>
+          <w:b w:val="false"/>
+          <w:bCs w:val="false"/>
+          <w:i w:val="false"/>
+          <w:iCs w:val="false"/>
+          <w:color w:val="000000"/>
+          <w:sz w:val="24"/>
+          <w:szCs w:val="24"/>
+        </w:rPr>
+        <w:t xml:space="preserve"> </w:t>
+      </w:r>
+      <m:oMath>
+        <m:f>
+          <m:num>
+            <m:r>
+              <m:t>3</m:t>
+            </m:r>
+          </m:num>
+          <m:den>
+            <m:r>
+              <m:t>4</m:t>
+            </m:r>
+          </m:den>
+        </m:f>
+      </m:oMath>
+      <w:r>
+        <w:rPr>
+          <w:rFonts w:ascii="Times New Roman" w:cs="Times New Roman" w:eastAsia="Times New Roman" w:hAnsi="Times New Roman"/>
+          <w:b w:val="false"/>
+          <w:bCs w:val="false"/>
+          <w:i w:val="false"/>
+          <w:iCs w:val="false"/>
+          <w:color w:val="000000"/>
+          <w:sz w:val="24"/>
+          <w:szCs w:val="24"/>
+        </w:rPr>
         <w:t xml:space="preserve">÷ </w:t>
       </w:r>
       <m:oMath>
@@ -8396,12 +8362,11 @@
           <w:rFonts w:ascii="Times New Roman" w:cs="Times New Roman" w:eastAsia="Times New Roman" w:hAnsi="Times New Roman"/>
           <w:b w:val="false"/>
           <w:bCs w:val="false"/>
-          <w:i/>
-          <w:iCs/>
-          <w:color w:val="000000"/>
-          <w:sz w:val="24"/>
-          <w:szCs w:val="24"/>
-          <w:u w:val="single"/>
+          <w:i w:val="false"/>
+          <w:iCs w:val="false"/>
+          <w:color w:val="000000"/>
+          <w:sz w:val="24"/>
+          <w:szCs w:val="24"/>
         </w:rPr>
         <w:t xml:space="preserve">= </w:t>
       </w:r>
@@ -8424,12 +8389,11 @@
           <w:rFonts w:ascii="Times New Roman" w:cs="Times New Roman" w:eastAsia="Times New Roman" w:hAnsi="Times New Roman"/>
           <w:b w:val="false"/>
           <w:bCs w:val="false"/>
-          <w:i/>
-          <w:iCs/>
-          <w:color w:val="000000"/>
-          <w:sz w:val="24"/>
-          <w:szCs w:val="24"/>
-          <w:u w:val="single"/>
+          <w:i w:val="false"/>
+          <w:iCs w:val="false"/>
+          <w:color w:val="000000"/>
+          <w:sz w:val="24"/>
+          <w:szCs w:val="24"/>
         </w:rPr>
         <w:t xml:space="preserve">× </w:t>
       </w:r>
@@ -8452,12 +8416,11 @@
           <w:rFonts w:ascii="Times New Roman" w:cs="Times New Roman" w:eastAsia="Times New Roman" w:hAnsi="Times New Roman"/>
           <w:b w:val="false"/>
           <w:bCs w:val="false"/>
-          <w:i/>
-          <w:iCs/>
-          <w:color w:val="000000"/>
-          <w:sz w:val="24"/>
-          <w:szCs w:val="24"/>
-          <w:u w:val="single"/>
+          <w:i w:val="false"/>
+          <w:iCs w:val="false"/>
+          <w:color w:val="000000"/>
+          <w:sz w:val="24"/>
+          <w:szCs w:val="24"/>
         </w:rPr>
         <w:t xml:space="preserve">= </w:t>
       </w:r>
@@ -8480,12 +8443,11 @@
           <w:rFonts w:ascii="Times New Roman" w:cs="Times New Roman" w:eastAsia="Times New Roman" w:hAnsi="Times New Roman"/>
           <w:b w:val="false"/>
           <w:bCs w:val="false"/>
-          <w:i/>
-          <w:iCs/>
-          <w:color w:val="000000"/>
-          <w:sz w:val="24"/>
-          <w:szCs w:val="24"/>
-          <w:u w:val="single"/>
+          <w:i w:val="false"/>
+          <w:iCs w:val="false"/>
+          <w:color w:val="000000"/>
+          <w:sz w:val="24"/>
+          <w:szCs w:val="24"/>
         </w:rPr>
         <w:t xml:space="preserve">= 6 : il y a 6 huitièmes dans trois quarts.</w:t>
       </w:r>
@@ -10814,25 +10776,6 @@
     <w:p>
       <w:r>
         <w:br w:type="page"/>
-      </w:r>
-    </w:p>
-    <w:p>
-      <w:pPr>
-        <w:spacing w:after="80" w:before="120"/>
-        <w:jc w:val="center"/>
-      </w:pPr>
-      <w:r>
-        <w:rPr>
-          <w:rFonts w:ascii="Times New Roman" w:cs="Times New Roman" w:eastAsia="Times New Roman" w:hAnsi="Times New Roman"/>
-          <w:b/>
-          <w:bCs/>
-          <w:i w:val="false"/>
-          <w:iCs w:val="false"/>
-          <w:color w:val="E7E6E6"/>
-          <w:sz w:val="22"/>
-          <w:szCs w:val="22"/>
-        </w:rPr>
-        <w:t xml:space="preserve">MATHÉMATIQUES — T5</w:t>
       </w:r>
     </w:p>
     <w:p>
@@ -10976,7 +10919,20 @@
           <w:szCs w:val="24"/>
           <w:u w:val="single"/>
         </w:rPr>
-        <w:t xml:space="preserve">25 − 7,35 : poser 25,00 − 7,35 = 17,65 ; preuve : 17,65 + 7,35 = 25 ✓.</w:t>
+        <w:t xml:space="preserve">Exemple :</w:t>
+      </w:r>
+      <w:r>
+        <w:rPr>
+          <w:rFonts w:ascii="Times New Roman" w:cs="Times New Roman" w:eastAsia="Times New Roman" w:hAnsi="Times New Roman"/>
+          <w:b w:val="false"/>
+          <w:bCs w:val="false"/>
+          <w:i w:val="false"/>
+          <w:iCs w:val="false"/>
+          <w:color w:val="000000"/>
+          <w:sz w:val="24"/>
+          <w:szCs w:val="24"/>
+        </w:rPr>
+        <w:t xml:space="preserve"> 25 − 7,35 : poser 25,00 − 7,35 = 17,65 ; preuve : 17,65 + 7,35 = 25 ✓.</w:t>
       </w:r>
     </w:p>
     <w:p>
@@ -11440,25 +11396,6 @@
     <w:p>
       <w:r>
         <w:br w:type="page"/>
-      </w:r>
-    </w:p>
-    <w:p>
-      <w:pPr>
-        <w:spacing w:after="80" w:before="120"/>
-        <w:jc w:val="center"/>
-      </w:pPr>
-      <w:r>
-        <w:rPr>
-          <w:rFonts w:ascii="Times New Roman" w:cs="Times New Roman" w:eastAsia="Times New Roman" w:hAnsi="Times New Roman"/>
-          <w:b/>
-          <w:bCs/>
-          <w:i w:val="false"/>
-          <w:iCs w:val="false"/>
-          <w:color w:val="E7E6E6"/>
-          <w:sz w:val="22"/>
-          <w:szCs w:val="22"/>
-        </w:rPr>
-        <w:t xml:space="preserve">MATHÉMATIQUES — T5</w:t>
       </w:r>
     </w:p>
     <w:p>
@@ -11602,7 +11539,20 @@
           <w:szCs w:val="24"/>
           <w:u w:val="single"/>
         </w:rPr>
-        <w:t xml:space="preserve">3,25 × 4 = 13 (deux rangs : 325 × 4 = 1 300 → 13,00) ; 9,6 ÷ 4 = 2,4 ; 8,4 ÷ 0,2 = 84 ÷ 2 = 42.</w:t>
+        <w:t xml:space="preserve">Exemple :</w:t>
+      </w:r>
+      <w:r>
+        <w:rPr>
+          <w:rFonts w:ascii="Times New Roman" w:cs="Times New Roman" w:eastAsia="Times New Roman" w:hAnsi="Times New Roman"/>
+          <w:b w:val="false"/>
+          <w:bCs w:val="false"/>
+          <w:i w:val="false"/>
+          <w:iCs w:val="false"/>
+          <w:color w:val="000000"/>
+          <w:sz w:val="24"/>
+          <w:szCs w:val="24"/>
+        </w:rPr>
+        <w:t xml:space="preserve"> 3,25 × 4 = 13 (deux rangs : 325 × 4 = 1 300 → 13,00) ; 9,6 ÷ 4 = 2,4 ; 8,4 ÷ 0,2 = 84 ÷ 2 = 42.</w:t>
       </w:r>
     </w:p>
     <w:p>
@@ -12066,25 +12016,6 @@
     <w:p>
       <w:r>
         <w:br w:type="page"/>
-      </w:r>
-    </w:p>
-    <w:p>
-      <w:pPr>
-        <w:spacing w:after="80" w:before="120"/>
-        <w:jc w:val="center"/>
-      </w:pPr>
-      <w:r>
-        <w:rPr>
-          <w:rFonts w:ascii="Times New Roman" w:cs="Times New Roman" w:eastAsia="Times New Roman" w:hAnsi="Times New Roman"/>
-          <w:b/>
-          <w:bCs/>
-          <w:i w:val="false"/>
-          <w:iCs w:val="false"/>
-          <w:color w:val="E7E6E6"/>
-          <w:sz w:val="22"/>
-          <w:szCs w:val="22"/>
-        </w:rPr>
-        <w:t xml:space="preserve">MATHÉMATIQUES — T5</w:t>
       </w:r>
     </w:p>
     <w:p>
@@ -12228,7 +12159,20 @@
           <w:szCs w:val="24"/>
           <w:u w:val="single"/>
         </w:rPr>
-        <w:t xml:space="preserve">18 − (4 + 2) × 2 = 18 − 6 × 2 = 18 − 12 = 6.</w:t>
+        <w:t xml:space="preserve">Exemple :</w:t>
+      </w:r>
+      <w:r>
+        <w:rPr>
+          <w:rFonts w:ascii="Times New Roman" w:cs="Times New Roman" w:eastAsia="Times New Roman" w:hAnsi="Times New Roman"/>
+          <w:b w:val="false"/>
+          <w:bCs w:val="false"/>
+          <w:i w:val="false"/>
+          <w:iCs w:val="false"/>
+          <w:color w:val="000000"/>
+          <w:sz w:val="24"/>
+          <w:szCs w:val="24"/>
+        </w:rPr>
+        <w:t xml:space="preserve"> 18 − (4 + 2) × 2 = 18 − 6 × 2 = 18 − 12 = 6.</w:t>
       </w:r>
     </w:p>
     <w:p>
@@ -13043,25 +12987,6 @@
     <w:p>
       <w:r>
         <w:br w:type="page"/>
-      </w:r>
-    </w:p>
-    <w:p>
-      <w:pPr>
-        <w:spacing w:after="80" w:before="120"/>
-        <w:jc w:val="center"/>
-      </w:pPr>
-      <w:r>
-        <w:rPr>
-          <w:rFonts w:ascii="Times New Roman" w:cs="Times New Roman" w:eastAsia="Times New Roman" w:hAnsi="Times New Roman"/>
-          <w:b/>
-          <w:bCs/>
-          <w:i w:val="false"/>
-          <w:iCs w:val="false"/>
-          <w:color w:val="E7E6E6"/>
-          <w:sz w:val="22"/>
-          <w:szCs w:val="22"/>
-        </w:rPr>
-        <w:t xml:space="preserve">MATHÉMATIQUES — T5</w:t>
       </w:r>
     </w:p>
     <w:p>
@@ -13205,7 +13130,20 @@
           <w:szCs w:val="24"/>
           <w:u w:val="single"/>
         </w:rPr>
-        <w:t xml:space="preserve">45 × 20 = 45 × 2 × 10 = 90 × 10 = 900 ; et 73 − 29 = 73 − 30 + 1 = 44.</w:t>
+        <w:t xml:space="preserve">Exemple :</w:t>
+      </w:r>
+      <w:r>
+        <w:rPr>
+          <w:rFonts w:ascii="Times New Roman" w:cs="Times New Roman" w:eastAsia="Times New Roman" w:hAnsi="Times New Roman"/>
+          <w:b w:val="false"/>
+          <w:bCs w:val="false"/>
+          <w:i w:val="false"/>
+          <w:iCs w:val="false"/>
+          <w:color w:val="000000"/>
+          <w:sz w:val="24"/>
+          <w:szCs w:val="24"/>
+        </w:rPr>
+        <w:t xml:space="preserve"> 45 × 20 = 45 × 2 × 10 = 90 × 10 = 900 ; et 73 − 29 = 73 − 30 + 1 = 44.</w:t>
       </w:r>
     </w:p>
     <w:p>
